--- a/evidence/traces/baseline_model_interaction.docx
+++ b/evidence/traces/baseline_model_interaction.docx
@@ -1,494 +1,384 @@
 
 <file path=word/document.xml><?xml version="1.0" encoding="utf-8"?>
-<w:document xmlns:wpc="http://schemas.microsoft.com/office/word/2010/wordprocessingCanvas" xmlns:cx="http://schemas.microsoft.com/office/drawing/2014/chartex" xmlns:cx1="http://schemas.microsoft.com/office/drawing/2015/9/8/chartex" xmlns:cx2="http://schemas.microsoft.com/office/drawing/2015/10/21/chartex" xmlns:cx3="http://schemas.microsoft.com/office/drawing/2016/5/9/chartex" xmlns:cx4="http://schemas.microsoft.com/office/drawing/2016/5/10/chartex" xmlns:cx5="http://schemas.microsoft.com/office/drawing/2016/5/11/chartex" xmlns:cx6="http://schemas.microsoft.com/office/drawing/2016/5/12/chartex" xmlns:cx7="http://schemas.microsoft.com/office/drawing/2016/5/13/chartex" xmlns:cx8="http://schemas.microsoft.com/office/drawing/2016/5/14/chartex" xmlns:mc="http://schemas.openxmlformats.org/markup-compatibility/2006" xmlns:aink="http://schemas.microsoft.com/office/drawing/2016/ink" xmlns:am3d="http://schemas.microsoft.com/office/drawing/2017/model3d" xmlns:o="urn:schemas-microsoft-com:office:office" xmlns:r="http://schemas.openxmlformats.org/officeDocument/2006/relationships" xmlns:m="http://schemas.openxmlformats.org/officeDocument/2006/math" xmlns:v="urn:schemas-microsoft-com:vml" xmlns:wp14="http://schemas.microsoft.com/office/word/2010/wordprocessingDrawing" xmlns:wp="http://schemas.openxmlformats.org/drawingml/2006/wordprocessingDrawing" xmlns:w10="urn:schemas-microsoft-com:office:word" xmlns:w="http://schemas.openxmlformats.org/wordprocessingml/2006/main" xmlns:w14="http://schemas.microsoft.com/office/word/2010/wordml" xmlns:w15="http://schemas.microsoft.com/office/word/2012/wordml" xmlns:w16cex="http://schemas.microsoft.com/office/word/2018/wordml/cex" xmlns:w16cid="http://schemas.microsoft.com/office/word/2016/wordml/cid" xmlns:w16="http://schemas.microsoft.com/office/word/2018/wordml" xmlns:w16sdtdh="http://schemas.microsoft.com/office/word/2020/wordml/sdtdatahash" xmlns:w16se="http://schemas.microsoft.com/office/word/2015/wordml/symex" xmlns:wpg="http://schemas.microsoft.com/office/word/2010/wordprocessingGroup" xmlns:wpi="http://schemas.microsoft.com/office/word/2010/wordprocessingInk" xmlns:wne="http://schemas.microsoft.com/office/word/2006/wordml" xmlns:wps="http://schemas.microsoft.com/office/word/2010/wordprocessingShape" mc:Ignorable="w14 w15 w16se w16cid w16 w16cex w16sdtdh wp14">
+<w:document xmlns:wpc="http://schemas.microsoft.com/office/word/2010/wordprocessingCanvas" xmlns:cx="http://schemas.microsoft.com/office/drawing/2014/chartex" xmlns:cx1="http://schemas.microsoft.com/office/drawing/2015/9/8/chartex" xmlns:cx2="http://schemas.microsoft.com/office/drawing/2015/10/21/chartex" xmlns:cx3="http://schemas.microsoft.com/office/drawing/2016/5/9/chartex" xmlns:cx4="http://schemas.microsoft.com/office/drawing/2016/5/10/chartex" xmlns:cx5="http://schemas.microsoft.com/office/drawing/2016/5/11/chartex" xmlns:cx6="http://schemas.microsoft.com/office/drawing/2016/5/12/chartex" xmlns:cx7="http://schemas.microsoft.com/office/drawing/2016/5/13/chartex" xmlns:cx8="http://schemas.microsoft.com/office/drawing/2016/5/14/chartex" xmlns:mc="http://schemas.openxmlformats.org/markup-compatibility/2006" xmlns:aink="http://schemas.microsoft.com/office/drawing/2016/ink" xmlns:am3d="http://schemas.microsoft.com/office/drawing/2017/model3d" xmlns:o="urn:schemas-microsoft-com:office:office" xmlns:oel="http://schemas.microsoft.com/office/2019/extlst" xmlns:r="http://schemas.openxmlformats.org/officeDocument/2006/relationships" xmlns:m="http://schemas.openxmlformats.org/officeDocument/2006/math" xmlns:v="urn:schemas-microsoft-com:vml" xmlns:wp14="http://schemas.microsoft.com/office/word/2010/wordprocessingDrawing" xmlns:wp="http://schemas.openxmlformats.org/drawingml/2006/wordprocessingDrawing" xmlns:w10="urn:schemas-microsoft-com:office:word" xmlns:w="http://schemas.openxmlformats.org/wordprocessingml/2006/main" xmlns:w14="http://schemas.microsoft.com/office/word/2010/wordml" xmlns:w15="http://schemas.microsoft.com/office/word/2012/wordml" xmlns:w16cex="http://schemas.microsoft.com/office/word/2018/wordml/cex" xmlns:w16cid="http://schemas.microsoft.com/office/word/2016/wordml/cid" xmlns:w16="http://schemas.microsoft.com/office/word/2018/wordml" xmlns:w16du="http://schemas.microsoft.com/office/word/2023/wordml/word16du" xmlns:w16sdtdh="http://schemas.microsoft.com/office/word/2020/wordml/sdtdatahash" xmlns:w16se="http://schemas.microsoft.com/office/word/2015/wordml/symex" xmlns:wpg="http://schemas.microsoft.com/office/word/2010/wordprocessingGroup" xmlns:wpi="http://schemas.microsoft.com/office/word/2010/wordprocessingInk" xmlns:wne="http://schemas.microsoft.com/office/word/2006/wordml" xmlns:wps="http://schemas.microsoft.com/office/word/2010/wordprocessingShape" mc:Ignorable="w14 w15 w16se w16cid w16 w16cex w16sdtdh w16du wp14">
   <w:body>
     <w:p>
       <w:pPr>
-        <w:rPr>
-          <w:rFonts w:ascii="Times New Roman" w:hAnsi="Times New Roman" w:cs="Times New Roman"/>
-          <w:b/>
-          <w:bCs/>
-          <w:sz w:val="26"/>
-          <w:szCs w:val="26"/>
-        </w:rPr>
-      </w:pPr>
-      <w:r>
-        <w:rPr>
-          <w:rFonts w:ascii="Times New Roman" w:hAnsi="Times New Roman" w:cs="Times New Roman"/>
-          <w:b/>
-          <w:bCs/>
-          <w:sz w:val="26"/>
-          <w:szCs w:val="26"/>
+        <w:jc w:val="center"/>
+        <w:rPr>
+          <w:b/>
+          <w:bCs/>
+          <w:sz w:val="24"/>
+          <w:szCs w:val="24"/>
+        </w:rPr>
+      </w:pPr>
+      <w:r>
+        <w:rPr>
+          <w:b/>
+          <w:bCs/>
+          <w:sz w:val="24"/>
+          <w:szCs w:val="24"/>
         </w:rPr>
         <w:t>Software Engineering QA Agent</w:t>
       </w:r>
     </w:p>
     <w:p>
       <w:pPr>
-        <w:rPr>
-          <w:rFonts w:ascii="Times New Roman" w:hAnsi="Times New Roman" w:cs="Times New Roman"/>
-          <w:b/>
-          <w:bCs/>
-          <w:sz w:val="26"/>
-          <w:szCs w:val="26"/>
-        </w:rPr>
-      </w:pPr>
-      <w:r>
-        <w:rPr>
-          <w:rFonts w:ascii="Times New Roman" w:hAnsi="Times New Roman" w:cs="Times New Roman"/>
-          <w:b/>
-          <w:bCs/>
-          <w:sz w:val="26"/>
-          <w:szCs w:val="26"/>
-        </w:rPr>
-        <w:t>Week 2 - Baseline Model Interaction</w:t>
-      </w:r>
-    </w:p>
-    <w:p>
-      <w:pPr>
-        <w:rPr>
-          <w:rFonts w:ascii="Times New Roman" w:hAnsi="Times New Roman" w:cs="Times New Roman"/>
-        </w:rPr>
-      </w:pPr>
-      <w:r>
-        <w:rPr>
-          <w:rFonts w:ascii="Times New Roman" w:hAnsi="Times New Roman" w:cs="Times New Roman"/>
-          <w:b/>
-          <w:bCs/>
+        <w:jc w:val="center"/>
+        <w:rPr>
+          <w:b/>
+          <w:bCs/>
+          <w:sz w:val="24"/>
+          <w:szCs w:val="24"/>
+        </w:rPr>
+      </w:pPr>
+      <w:r>
+        <w:rPr>
+          <w:b/>
+          <w:bCs/>
+          <w:sz w:val="24"/>
+          <w:szCs w:val="24"/>
+        </w:rPr>
+        <w:t>Baseline Model Interaction</w:t>
+      </w:r>
+    </w:p>
+    <w:p>
+      <w:pPr>
+        <w:jc w:val="center"/>
+        <w:rPr>
+          <w:sz w:val="24"/>
+          <w:szCs w:val="24"/>
+        </w:rPr>
+      </w:pPr>
+      <w:r>
+        <w:rPr>
+          <w:b/>
+          <w:bCs/>
+          <w:sz w:val="24"/>
+          <w:szCs w:val="24"/>
         </w:rPr>
         <w:t>Model:</w:t>
       </w:r>
       <w:r>
         <w:rPr>
-          <w:rFonts w:ascii="Times New Roman" w:hAnsi="Times New Roman" w:cs="Times New Roman"/>
-          <w:lang w:val="en-US"/>
-        </w:rPr>
-        <w:t xml:space="preserve"> </w:t>
-      </w:r>
-      <w:r>
-        <w:rPr>
-          <w:rFonts w:ascii="Times New Roman" w:hAnsi="Times New Roman" w:cs="Times New Roman"/>
-        </w:rPr>
-        <w:t>Qwen3 8B</w:t>
-      </w:r>
-    </w:p>
-    <w:p>
-      <w:pPr>
-        <w:rPr>
-          <w:rFonts w:ascii="Times New Roman" w:hAnsi="Times New Roman" w:cs="Times New Roman"/>
-        </w:rPr>
-      </w:pPr>
-      <w:r>
-        <w:rPr>
-          <w:rFonts w:ascii="Times New Roman" w:hAnsi="Times New Roman" w:cs="Times New Roman"/>
-          <w:b/>
-          <w:bCs/>
+          <w:sz w:val="24"/>
+          <w:szCs w:val="24"/>
+        </w:rPr>
+        <w:t xml:space="preserve"> Qwen3.8-27B (qwen/qwen3.8-27b)</w:t>
+      </w:r>
+      <w:r>
+        <w:rPr>
+          <w:sz w:val="24"/>
+          <w:szCs w:val="24"/>
+        </w:rPr>
+        <w:br/>
+      </w:r>
+      <w:r>
+        <w:rPr>
+          <w:b/>
+          <w:bCs/>
+          <w:sz w:val="24"/>
+          <w:szCs w:val="24"/>
         </w:rPr>
         <w:t>Deployment:</w:t>
       </w:r>
       <w:r>
         <w:rPr>
-          <w:rFonts w:ascii="Times New Roman" w:hAnsi="Times New Roman" w:cs="Times New Roman"/>
-          <w:lang w:val="en-US"/>
-        </w:rPr>
-        <w:t xml:space="preserve"> </w:t>
-      </w:r>
-      <w:r>
-        <w:rPr>
-          <w:rFonts w:ascii="Times New Roman" w:hAnsi="Times New Roman" w:cs="Times New Roman"/>
-        </w:rPr>
-        <w:t xml:space="preserve">Local via </w:t>
-      </w:r>
-      <w:proofErr w:type="spellStart"/>
-      <w:r>
-        <w:rPr>
-          <w:rFonts w:ascii="Times New Roman" w:hAnsi="Times New Roman" w:cs="Times New Roman"/>
-        </w:rPr>
-        <w:t>Ollama</w:t>
-      </w:r>
-      <w:proofErr w:type="spellEnd"/>
-    </w:p>
-    <w:p>
-      <w:pPr>
-        <w:rPr>
-          <w:rFonts w:ascii="Times New Roman" w:hAnsi="Times New Roman" w:cs="Times New Roman"/>
-        </w:rPr>
-      </w:pPr>
-      <w:r>
-        <w:rPr>
-          <w:rFonts w:ascii="Times New Roman" w:hAnsi="Times New Roman" w:cs="Times New Roman"/>
-          <w:b/>
-          <w:bCs/>
-        </w:rPr>
-        <w:t>Model interaction</w:t>
-      </w:r>
-      <w:r>
-        <w:rPr>
-          <w:rFonts w:ascii="Times New Roman" w:hAnsi="Times New Roman" w:cs="Times New Roman"/>
-        </w:rPr>
-        <w:t>:</w:t>
-      </w:r>
-      <w:r>
-        <w:rPr>
-          <w:rFonts w:ascii="Times New Roman" w:hAnsi="Times New Roman" w:cs="Times New Roman"/>
-          <w:lang w:val="en-US"/>
-        </w:rPr>
-        <w:t xml:space="preserve"> </w:t>
-      </w:r>
-      <w:r>
-        <w:rPr>
-          <w:rFonts w:ascii="Times New Roman" w:hAnsi="Times New Roman" w:cs="Times New Roman"/>
-        </w:rPr>
-        <w:t xml:space="preserve">The model was successfully prompted through </w:t>
-      </w:r>
-      <w:proofErr w:type="spellStart"/>
-      <w:r>
-        <w:rPr>
-          <w:rFonts w:ascii="Times New Roman" w:hAnsi="Times New Roman" w:cs="Times New Roman"/>
-        </w:rPr>
-        <w:t>Ollama</w:t>
-      </w:r>
-      <w:proofErr w:type="spellEnd"/>
-      <w:r>
-        <w:rPr>
-          <w:rFonts w:ascii="Times New Roman" w:hAnsi="Times New Roman" w:cs="Times New Roman"/>
-        </w:rPr>
-        <w:t xml:space="preserve"> using the following test prompt:</w:t>
-      </w:r>
-    </w:p>
-    <w:p>
-      <w:pPr>
-        <w:rPr>
-          <w:rFonts w:ascii="Times New Roman" w:hAnsi="Times New Roman" w:cs="Times New Roman"/>
-        </w:rPr>
-      </w:pPr>
-      <w:r>
-        <w:rPr>
-          <w:rFonts w:ascii="Times New Roman" w:hAnsi="Times New Roman" w:cs="Times New Roman"/>
-        </w:rPr>
-        <w:t xml:space="preserve">"You are a software engineering QA assistant. Explain what a software requirement is and </w:t>
-      </w:r>
-    </w:p>
-    <w:p>
-      <w:pPr>
-        <w:rPr>
-          <w:rFonts w:ascii="Times New Roman" w:hAnsi="Times New Roman" w:cs="Times New Roman"/>
-        </w:rPr>
-      </w:pPr>
-      <w:r>
-        <w:rPr>
-          <w:rFonts w:ascii="Times New Roman" w:hAnsi="Times New Roman" w:cs="Times New Roman"/>
-        </w:rPr>
-        <w:t>give three examples of good software requirements."</w:t>
-      </w:r>
-    </w:p>
-    <w:p>
-      <w:pPr>
-        <w:rPr>
-          <w:rFonts w:ascii="Times New Roman" w:hAnsi="Times New Roman" w:cs="Times New Roman"/>
-          <w:b/>
-          <w:bCs/>
-        </w:rPr>
-      </w:pPr>
-      <w:r>
-        <w:rPr>
-          <w:rFonts w:ascii="Times New Roman" w:hAnsi="Times New Roman" w:cs="Times New Roman"/>
-          <w:b/>
-          <w:bCs/>
+          <w:sz w:val="24"/>
+          <w:szCs w:val="24"/>
+        </w:rPr>
+        <w:t xml:space="preserve"> GroqCloud API</w:t>
+      </w:r>
+    </w:p>
+    <w:p>
+      <w:pPr>
+        <w:rPr>
+          <w:b/>
+          <w:bCs/>
+          <w:sz w:val="24"/>
+          <w:szCs w:val="24"/>
+        </w:rPr>
+      </w:pPr>
+      <w:r>
+        <w:rPr>
+          <w:b/>
+          <w:bCs/>
+          <w:sz w:val="24"/>
+          <w:szCs w:val="24"/>
+        </w:rPr>
+        <w:t>Model Interaction</w:t>
+      </w:r>
+    </w:p>
+    <w:p>
+      <w:pPr>
+        <w:rPr>
+          <w:sz w:val="24"/>
+          <w:szCs w:val="24"/>
+        </w:rPr>
+      </w:pPr>
+      <w:r>
+        <w:rPr>
+          <w:sz w:val="24"/>
+          <w:szCs w:val="24"/>
+        </w:rPr>
+        <w:t>The model was successfully accessed through the GroqCloud API using Python. The following test prompt was submitted:</w:t>
+      </w:r>
+    </w:p>
+    <w:p>
+      <w:pPr>
+        <w:rPr>
+          <w:sz w:val="24"/>
+          <w:szCs w:val="24"/>
+        </w:rPr>
+      </w:pPr>
+      <w:r>
+        <w:rPr>
+          <w:sz w:val="24"/>
+          <w:szCs w:val="24"/>
+        </w:rPr>
+        <w:t>"You are a software engineering QA assistant. Explain what a software requirement is and give three examples of good software requirements."</w:t>
+      </w:r>
+    </w:p>
+    <w:p>
+      <w:pPr>
+        <w:rPr>
+          <w:sz w:val="24"/>
+          <w:szCs w:val="24"/>
+        </w:rPr>
+      </w:pPr>
+      <w:r>
+        <w:rPr>
+          <w:b/>
+          <w:bCs/>
+          <w:sz w:val="24"/>
+          <w:szCs w:val="24"/>
         </w:rPr>
         <w:t>Observed result:</w:t>
       </w:r>
       <w:r>
         <w:rPr>
-          <w:rFonts w:ascii="Times New Roman" w:hAnsi="Times New Roman" w:cs="Times New Roman"/>
-          <w:b/>
-          <w:bCs/>
-          <w:lang w:val="en-US"/>
-        </w:rPr>
-        <w:t xml:space="preserve"> </w:t>
-      </w:r>
-      <w:r>
-        <w:rPr>
-          <w:rFonts w:ascii="Times New Roman" w:hAnsi="Times New Roman" w:cs="Times New Roman"/>
-        </w:rPr>
-        <w:t>Qwen3 successfully generated a structured response explaining software requirements and provided three examples covering functional, performance, and security requirements.</w:t>
-      </w:r>
-    </w:p>
-    <w:p>
-      <w:pPr>
-        <w:rPr>
-          <w:rFonts w:ascii="Times New Roman" w:hAnsi="Times New Roman" w:cs="Times New Roman"/>
-        </w:rPr>
-      </w:pPr>
-      <w:r>
-        <w:rPr>
-          <w:rFonts w:ascii="Times New Roman" w:hAnsi="Times New Roman" w:cs="Times New Roman"/>
-          <w:b/>
-          <w:bCs/>
-        </w:rPr>
-        <w:t>Result:</w:t>
-      </w:r>
-      <w:r>
-        <w:rPr>
-          <w:rFonts w:ascii="Times New Roman" w:hAnsi="Times New Roman" w:cs="Times New Roman"/>
-          <w:lang w:val="en-US"/>
-        </w:rPr>
-        <w:t xml:space="preserve"> </w:t>
-      </w:r>
-      <w:r>
-        <w:rPr>
-          <w:rFonts w:ascii="Times New Roman" w:hAnsi="Times New Roman" w:cs="Times New Roman"/>
-        </w:rPr>
-        <w:t>PASS</w:t>
-      </w:r>
-    </w:p>
-    <w:p>
-      <w:pPr>
-        <w:rPr>
-          <w:rFonts w:ascii="Times New Roman" w:hAnsi="Times New Roman" w:cs="Times New Roman"/>
-        </w:rPr>
-      </w:pPr>
-      <w:r>
-        <w:rPr>
-          <w:rFonts w:ascii="Times New Roman" w:hAnsi="Times New Roman" w:cs="Times New Roman"/>
-          <w:b/>
-          <w:bCs/>
+          <w:sz w:val="24"/>
+          <w:szCs w:val="24"/>
+        </w:rPr>
+        <w:t xml:space="preserve"> The GroqCloud API connection was successfully established during baseline testing. The model also generated a relevant response to a separate software requirements question. </w:t>
+      </w:r>
+    </w:p>
+    <w:p>
+      <w:pPr>
+        <w:rPr>
+          <w:sz w:val="24"/>
+          <w:szCs w:val="24"/>
+        </w:rPr>
+      </w:pPr>
+      <w:r>
+        <w:rPr>
+          <w:b/>
+          <w:bCs/>
+          <w:sz w:val="24"/>
+          <w:szCs w:val="24"/>
         </w:rPr>
         <w:t>Purpose:</w:t>
       </w:r>
       <w:r>
         <w:rPr>
-          <w:rFonts w:ascii="Times New Roman" w:hAnsi="Times New Roman" w:cs="Times New Roman"/>
-          <w:lang w:val="en-US"/>
-        </w:rPr>
-        <w:t xml:space="preserve"> </w:t>
-      </w:r>
-      <w:r>
-        <w:rPr>
-          <w:rFonts w:ascii="Times New Roman" w:hAnsi="Times New Roman" w:cs="Times New Roman"/>
-        </w:rPr>
-        <w:t>This interaction confirms that the selected model can be accessed locally and generate relevant software-engineering responses before implementing the specialized QA-agent prompt.</w:t>
-      </w:r>
-    </w:p>
-    <w:p>
-      <w:pPr>
-        <w:rPr>
-          <w:rFonts w:ascii="Times New Roman" w:hAnsi="Times New Roman" w:cs="Times New Roman"/>
-          <w:b/>
-          <w:bCs/>
-          <w:sz w:val="26"/>
-          <w:szCs w:val="26"/>
-        </w:rPr>
-      </w:pPr>
-      <w:r>
-        <w:rPr>
-          <w:rFonts w:ascii="Times New Roman" w:hAnsi="Times New Roman" w:cs="Times New Roman"/>
-          <w:b/>
-          <w:bCs/>
-          <w:sz w:val="26"/>
-          <w:szCs w:val="26"/>
-        </w:rPr>
-        <w:t>Baseline latency measurement</w:t>
-      </w:r>
-    </w:p>
-    <w:p>
-      <w:pPr>
-        <w:rPr>
-          <w:rFonts w:ascii="Times New Roman" w:hAnsi="Times New Roman" w:cs="Times New Roman"/>
-          <w:b/>
-          <w:bCs/>
-        </w:rPr>
-      </w:pPr>
-      <w:r>
-        <w:rPr>
-          <w:rFonts w:ascii="Times New Roman" w:hAnsi="Times New Roman" w:cs="Times New Roman"/>
-          <w:b/>
-          <w:bCs/>
+          <w:sz w:val="24"/>
+          <w:szCs w:val="24"/>
+        </w:rPr>
+        <w:t xml:space="preserve"> This interaction confirms that the selected model can be accessed through the GroqCloud API and can generate relevant software-engineering responses before applying the speciali</w:t>
+      </w:r>
+      <w:r>
+        <w:rPr>
+          <w:sz w:val="24"/>
+          <w:szCs w:val="24"/>
+        </w:rPr>
+        <w:t>z</w:t>
+      </w:r>
+      <w:r>
+        <w:rPr>
+          <w:sz w:val="24"/>
+          <w:szCs w:val="24"/>
+        </w:rPr>
+        <w:t>ed QA Agent prompt.</w:t>
+      </w:r>
+    </w:p>
+    <w:p>
+      <w:pPr>
+        <w:rPr>
+          <w:b/>
+          <w:bCs/>
+          <w:sz w:val="24"/>
+          <w:szCs w:val="24"/>
+        </w:rPr>
+      </w:pPr>
+      <w:r>
+        <w:rPr>
+          <w:b/>
+          <w:bCs/>
+          <w:sz w:val="24"/>
+          <w:szCs w:val="24"/>
+        </w:rPr>
+        <w:t>Baseline Latency Measurement</w:t>
+      </w:r>
+    </w:p>
+    <w:p>
+      <w:pPr>
+        <w:rPr>
+          <w:sz w:val="24"/>
+          <w:szCs w:val="24"/>
+        </w:rPr>
+      </w:pPr>
+      <w:r>
+        <w:rPr>
+          <w:b/>
+          <w:bCs/>
+          <w:sz w:val="24"/>
+          <w:szCs w:val="24"/>
         </w:rPr>
         <w:t>Test prompt:</w:t>
       </w:r>
       <w:r>
         <w:rPr>
-          <w:rFonts w:ascii="Times New Roman" w:hAnsi="Times New Roman" w:cs="Times New Roman"/>
-          <w:b/>
-          <w:bCs/>
-          <w:lang w:val="en-US"/>
-        </w:rPr>
-        <w:t xml:space="preserve"> </w:t>
-      </w:r>
-      <w:r>
-        <w:rPr>
-          <w:rFonts w:ascii="Times New Roman" w:hAnsi="Times New Roman" w:cs="Times New Roman"/>
-        </w:rPr>
-        <w:t>"Explain what a software requirement is in one sentence."</w:t>
-      </w:r>
-    </w:p>
-    <w:p>
-      <w:pPr>
-        <w:rPr>
-          <w:rFonts w:ascii="Times New Roman" w:hAnsi="Times New Roman" w:cs="Times New Roman"/>
-        </w:rPr>
-      </w:pPr>
-      <w:r>
-        <w:rPr>
-          <w:rFonts w:ascii="Times New Roman" w:hAnsi="Times New Roman" w:cs="Times New Roman"/>
-          <w:b/>
-          <w:bCs/>
+          <w:sz w:val="24"/>
+          <w:szCs w:val="24"/>
+        </w:rPr>
+        <w:t xml:space="preserve"> "Explain what a software requirement is in one sentence."</w:t>
+      </w:r>
+    </w:p>
+    <w:p>
+      <w:pPr>
+        <w:rPr>
+          <w:sz w:val="24"/>
+          <w:szCs w:val="24"/>
+        </w:rPr>
+      </w:pPr>
+      <w:r>
+        <w:rPr>
+          <w:b/>
+          <w:bCs/>
+          <w:sz w:val="24"/>
+          <w:szCs w:val="24"/>
         </w:rPr>
         <w:t>Measurement method:</w:t>
       </w:r>
       <w:r>
         <w:rPr>
-          <w:rFonts w:ascii="Times New Roman" w:hAnsi="Times New Roman" w:cs="Times New Roman"/>
-          <w:b/>
-          <w:bCs/>
-          <w:lang w:val="en-US"/>
-        </w:rPr>
-        <w:t xml:space="preserve"> </w:t>
-      </w:r>
-      <w:r>
-        <w:rPr>
-          <w:rFonts w:ascii="Times New Roman" w:hAnsi="Times New Roman" w:cs="Times New Roman"/>
-        </w:rPr>
-        <w:t xml:space="preserve">PowerShell Measure-Command was used around the </w:t>
-      </w:r>
-      <w:proofErr w:type="spellStart"/>
-      <w:r>
-        <w:rPr>
-          <w:rFonts w:ascii="Times New Roman" w:hAnsi="Times New Roman" w:cs="Times New Roman"/>
-        </w:rPr>
-        <w:t>Ollama</w:t>
-      </w:r>
-      <w:proofErr w:type="spellEnd"/>
-      <w:r>
-        <w:rPr>
-          <w:rFonts w:ascii="Times New Roman" w:hAnsi="Times New Roman" w:cs="Times New Roman"/>
-        </w:rPr>
-        <w:t xml:space="preserve"> CLI invocation.</w:t>
-      </w:r>
-    </w:p>
-    <w:p>
-      <w:pPr>
-        <w:rPr>
-          <w:rFonts w:ascii="Times New Roman" w:hAnsi="Times New Roman" w:cs="Times New Roman"/>
-          <w:b/>
-          <w:bCs/>
-        </w:rPr>
-      </w:pPr>
-      <w:r>
-        <w:rPr>
-          <w:rFonts w:ascii="Times New Roman" w:hAnsi="Times New Roman" w:cs="Times New Roman"/>
-          <w:b/>
-          <w:bCs/>
+          <w:sz w:val="24"/>
+          <w:szCs w:val="24"/>
+        </w:rPr>
+        <w:t xml:space="preserve"> Python's time.perf_counter() was used to measure the end-to-end execution time of the GroqCloud API request.</w:t>
+      </w:r>
+    </w:p>
+    <w:p>
+      <w:pPr>
+        <w:rPr>
+          <w:sz w:val="24"/>
+          <w:szCs w:val="24"/>
+        </w:rPr>
+      </w:pPr>
+      <w:r>
+        <w:rPr>
+          <w:b/>
+          <w:bCs/>
+          <w:sz w:val="24"/>
+          <w:szCs w:val="24"/>
+        </w:rPr>
+        <w:t>Observed model response:</w:t>
+      </w:r>
+    </w:p>
+    <w:p>
+      <w:pPr>
+        <w:rPr>
+          <w:sz w:val="24"/>
+          <w:szCs w:val="24"/>
+        </w:rPr>
+      </w:pPr>
+      <w:r>
+        <w:rPr>
+          <w:sz w:val="24"/>
+          <w:szCs w:val="24"/>
+        </w:rPr>
+        <w:t>"A software requirement is a specific, verifiable condition or capability that a system or product must possess to satisfy a business need, user expectation, or regulatory constraint."</w:t>
+      </w:r>
+    </w:p>
+    <w:p>
+      <w:pPr>
+        <w:rPr>
+          <w:sz w:val="24"/>
+          <w:szCs w:val="24"/>
+        </w:rPr>
+      </w:pPr>
+      <w:r>
+        <w:rPr>
+          <w:b/>
+          <w:bCs/>
+          <w:sz w:val="24"/>
+          <w:szCs w:val="24"/>
         </w:rPr>
         <w:t>Observed end-to-end execution time:</w:t>
       </w:r>
       <w:r>
         <w:rPr>
-          <w:rFonts w:ascii="Times New Roman" w:hAnsi="Times New Roman" w:cs="Times New Roman"/>
-          <w:b/>
-          <w:bCs/>
-          <w:lang w:val="en-US"/>
-        </w:rPr>
-        <w:t xml:space="preserve"> </w:t>
-      </w:r>
-      <w:r>
-        <w:rPr>
-          <w:rFonts w:ascii="Times New Roman" w:hAnsi="Times New Roman" w:cs="Times New Roman"/>
-        </w:rPr>
-        <w:t>43.0155 seconds</w:t>
-      </w:r>
-    </w:p>
-    <w:p>
-      <w:pPr>
-        <w:rPr>
-          <w:rFonts w:ascii="Times New Roman" w:hAnsi="Times New Roman" w:cs="Times New Roman"/>
-          <w:b/>
-          <w:bCs/>
-        </w:rPr>
-      </w:pPr>
-      <w:r>
-        <w:rPr>
-          <w:rFonts w:ascii="Times New Roman" w:hAnsi="Times New Roman" w:cs="Times New Roman"/>
-          <w:b/>
-          <w:bCs/>
-        </w:rPr>
-        <w:t>Rounded value:</w:t>
-      </w:r>
-      <w:r>
-        <w:rPr>
-          <w:rFonts w:ascii="Times New Roman" w:hAnsi="Times New Roman" w:cs="Times New Roman"/>
-          <w:b/>
-          <w:bCs/>
-          <w:lang w:val="en-US"/>
-        </w:rPr>
-        <w:t xml:space="preserve"> </w:t>
-      </w:r>
-      <w:r>
-        <w:rPr>
-          <w:rFonts w:ascii="Times New Roman" w:hAnsi="Times New Roman" w:cs="Times New Roman"/>
-        </w:rPr>
-        <w:t>43.02 seconds</w:t>
-      </w:r>
-    </w:p>
-    <w:p>
-      <w:pPr>
-        <w:rPr>
-          <w:rFonts w:ascii="Times New Roman" w:hAnsi="Times New Roman" w:cs="Times New Roman"/>
-          <w:b/>
-          <w:bCs/>
-        </w:rPr>
-      </w:pPr>
-      <w:r>
-        <w:rPr>
-          <w:rFonts w:ascii="Times New Roman" w:hAnsi="Times New Roman" w:cs="Times New Roman"/>
-          <w:b/>
-          <w:bCs/>
+          <w:sz w:val="24"/>
+          <w:szCs w:val="24"/>
+        </w:rPr>
+        <w:t xml:space="preserve"> 1.631 seconds</w:t>
+      </w:r>
+    </w:p>
+    <w:p>
+      <w:pPr>
+        <w:rPr>
+          <w:sz w:val="24"/>
+          <w:szCs w:val="24"/>
+        </w:rPr>
+      </w:pPr>
+      <w:r>
+        <w:rPr>
+          <w:b/>
+          <w:bCs/>
+          <w:sz w:val="24"/>
+          <w:szCs w:val="24"/>
+        </w:rPr>
+        <w:t>Total tokens used:</w:t>
+      </w:r>
+      <w:r>
+        <w:rPr>
+          <w:sz w:val="24"/>
+          <w:szCs w:val="24"/>
+        </w:rPr>
+        <w:t xml:space="preserve"> 56</w:t>
+      </w:r>
+    </w:p>
+    <w:p>
+      <w:pPr>
+        <w:rPr>
+          <w:sz w:val="24"/>
+          <w:szCs w:val="24"/>
+        </w:rPr>
+      </w:pPr>
+      <w:r>
+        <w:rPr>
+          <w:b/>
+          <w:bCs/>
+          <w:sz w:val="24"/>
+          <w:szCs w:val="24"/>
         </w:rPr>
         <w:t>Note:</w:t>
       </w:r>
       <w:r>
         <w:rPr>
-          <w:rFonts w:ascii="Times New Roman" w:hAnsi="Times New Roman" w:cs="Times New Roman"/>
-          <w:b/>
-          <w:bCs/>
-          <w:lang w:val="en-US"/>
-        </w:rPr>
-        <w:t xml:space="preserve"> </w:t>
-      </w:r>
-      <w:r>
-        <w:rPr>
-          <w:rFonts w:ascii="Times New Roman" w:hAnsi="Times New Roman" w:cs="Times New Roman"/>
-        </w:rPr>
-        <w:t xml:space="preserve">This measurement represents the end-to-end time for the local </w:t>
-      </w:r>
-      <w:proofErr w:type="spellStart"/>
-      <w:r>
-        <w:rPr>
-          <w:rFonts w:ascii="Times New Roman" w:hAnsi="Times New Roman" w:cs="Times New Roman"/>
-        </w:rPr>
-        <w:t>Ollama</w:t>
-      </w:r>
-      <w:proofErr w:type="spellEnd"/>
-      <w:r>
-        <w:rPr>
-          <w:rFonts w:ascii="Times New Roman" w:hAnsi="Times New Roman" w:cs="Times New Roman"/>
-        </w:rPr>
-        <w:t xml:space="preserve"> command,</w:t>
-      </w:r>
-    </w:p>
-    <w:p>
-      <w:pPr>
-        <w:rPr>
-          <w:rFonts w:ascii="Times New Roman" w:hAnsi="Times New Roman" w:cs="Times New Roman"/>
-        </w:rPr>
-      </w:pPr>
-      <w:r>
-        <w:rPr>
-          <w:rFonts w:ascii="Times New Roman" w:hAnsi="Times New Roman" w:cs="Times New Roman"/>
-        </w:rPr>
-        <w:t>including model invocation and response generation.</w:t>
-      </w:r>
+          <w:sz w:val="24"/>
+          <w:szCs w:val="24"/>
+        </w:rPr>
+        <w:t xml:space="preserve"> The measurement includes sending the API request, model processing and receiving the generated response. It represents a single baseline measurement rather than an average across multiple runs.</w:t>
+      </w:r>
+    </w:p>
+    <w:p>
+      <w:pPr>
+        <w:rPr>
+          <w:sz w:val="24"/>
+          <w:szCs w:val="24"/>
+        </w:rPr>
+      </w:pPr>
     </w:p>
     <w:sectPr>
       <w:pgSz w:w="11906" w:h="16838"/>
@@ -501,14 +391,14 @@
 </file>
 
 <file path=word/styles.xml><?xml version="1.0" encoding="utf-8"?>
-<w:styles xmlns:mc="http://schemas.openxmlformats.org/markup-compatibility/2006" xmlns:r="http://schemas.openxmlformats.org/officeDocument/2006/relationships" xmlns:w="http://schemas.openxmlformats.org/wordprocessingml/2006/main" xmlns:w14="http://schemas.microsoft.com/office/word/2010/wordml" xmlns:w15="http://schemas.microsoft.com/office/word/2012/wordml" xmlns:w16cex="http://schemas.microsoft.com/office/word/2018/wordml/cex" xmlns:w16cid="http://schemas.microsoft.com/office/word/2016/wordml/cid" xmlns:w16="http://schemas.microsoft.com/office/word/2018/wordml" xmlns:w16sdtdh="http://schemas.microsoft.com/office/word/2020/wordml/sdtdatahash" xmlns:w16se="http://schemas.microsoft.com/office/word/2015/wordml/symex" mc:Ignorable="w14 w15 w16se w16cid w16 w16cex w16sdtdh">
+<w:styles xmlns:mc="http://schemas.openxmlformats.org/markup-compatibility/2006" xmlns:r="http://schemas.openxmlformats.org/officeDocument/2006/relationships" xmlns:w="http://schemas.openxmlformats.org/wordprocessingml/2006/main" xmlns:w14="http://schemas.microsoft.com/office/word/2010/wordml" xmlns:w15="http://schemas.microsoft.com/office/word/2012/wordml" xmlns:w16cex="http://schemas.microsoft.com/office/word/2018/wordml/cex" xmlns:w16cid="http://schemas.microsoft.com/office/word/2016/wordml/cid" xmlns:w16="http://schemas.microsoft.com/office/word/2018/wordml" xmlns:w16du="http://schemas.microsoft.com/office/word/2023/wordml/word16du" xmlns:w16sdtdh="http://schemas.microsoft.com/office/word/2020/wordml/sdtdatahash" xmlns:w16se="http://schemas.microsoft.com/office/word/2015/wordml/symex" mc:Ignorable="w14 w15 w16se w16cid w16 w16cex w16sdtdh w16du">
   <w:docDefaults>
     <w:rPrDefault>
       <w:rPr>
         <w:rFonts w:asciiTheme="minorHAnsi" w:eastAsiaTheme="minorHAnsi" w:hAnsiTheme="minorHAnsi" w:cstheme="minorBidi"/>
         <w:sz w:val="22"/>
         <w:szCs w:val="22"/>
-        <w:lang w:val="en-UG" w:eastAsia="en-US" w:bidi="ar-SA"/>
+        <w:lang w:val="en-US" w:eastAsia="en-US" w:bidi="ar-SA"/>
       </w:rPr>
     </w:rPrDefault>
     <w:pPrDefault>
